--- a/files/Jiachi_ZHANG_CV.docx
+++ b/files/Jiachi_ZHANG_CV.docx
@@ -4,6 +4,7 @@
   <w:body>
     <w:p>
       <w:pPr>
+        <w:spacing w:after="40"/>
         <w:jc w:val="center"/>
       </w:pPr>
       <w:r>
@@ -13,12 +14,12 @@
           <w:i w:val="0"/>
           <w:sz w:val="32"/>
         </w:rPr>
-        <w:t>Jiachi ZHANG</w:t>
-      </w:r>
-    </w:p>
-    <w:p>
-      <w:pPr>
-        <w:spacing w:after="200"/>
+        <w:t>Jiachi Zhang</w:t>
+      </w:r>
+    </w:p>
+    <w:p>
+      <w:pPr>
+        <w:spacing w:after="40"/>
         <w:jc w:val="center"/>
       </w:pPr>
       <w:r>
@@ -28,12 +29,30 @@
           <w:i w:val="0"/>
           <w:sz w:val="24"/>
         </w:rPr>
-        <w:t>Tel: +86 15816658985     Email: jingzhizhang569@gmail.com     GitHub: github.com/tyui99     Web: tyui99.github.io     Google Scholar: scholar.google.com/citations?user=4BDSTP8AAAAJ&amp;hl=en</w:t>
-      </w:r>
-    </w:p>
-    <w:p>
-      <w:pPr>
-        <w:spacing w:after="80"/>
+        <w:t>Tel: +86 15816658985     Email: jingzhizhang569@gmail.com</w:t>
+      </w:r>
+    </w:p>
+    <w:p>
+      <w:pPr>
+        <w:spacing w:after="160"/>
+        <w:jc w:val="center"/>
+      </w:pPr>
+      <w:r>
+        <w:rPr>
+          <w:rFonts w:ascii="Times New Roman" w:hAnsi="Times New Roman" w:cs="Times New Roman" w:eastAsia="Times New Roman"/>
+          <w:b w:val="0"/>
+          <w:i w:val="0"/>
+          <w:sz w:val="24"/>
+        </w:rPr>
+        <w:t>Homepage: tyui99.github.io     GitHub: github.com/tyui99     Google Scholar: scholar.google.com/citations?user=4BDSTP8AAAAJ&amp;hl=en</w:t>
+      </w:r>
+    </w:p>
+    <w:p>
+      <w:pPr>
+        <w:spacing w:before="160" w:after="40"/>
+        <w:pBdr>
+          <w:bottom w:val="single" w:sz="6" w:space="1" w:color="000000"/>
+        </w:pBdr>
       </w:pPr>
       <w:r>
         <w:rPr>
@@ -45,23 +64,69 @@
         <w:t>EDUCATION</w:t>
       </w:r>
     </w:p>
+    <w:tbl>
+      <w:tblPr>
+        <w:tblW w:type="auto" w:w="0"/>
+        <w:tblLayout w:type="fixed"/>
+        <w:tblLook w:firstColumn="1" w:firstRow="1" w:lastColumn="0" w:lastRow="0" w:noHBand="0" w:noVBand="1" w:val="04A0"/>
+        <w:tblBorders>
+          <w:top w:val="nil"/>
+          <w:left w:val="nil"/>
+          <w:bottom w:val="nil"/>
+          <w:right w:val="nil"/>
+          <w:insideH w:val="nil"/>
+          <w:insideV w:val="nil"/>
+        </w:tblBorders>
+      </w:tblPr>
+      <w:tblGrid>
+        <w:gridCol w:w="4706"/>
+        <w:gridCol w:w="4706"/>
+      </w:tblGrid>
+      <w:tr>
+        <w:tc>
+          <w:tcPr>
+            <w:tcW w:type="dxa" w:w="4706"/>
+          </w:tcPr>
+          <w:p>
+            <w:pPr>
+              <w:jc w:val="left"/>
+            </w:pPr>
+            <w:r>
+              <w:rPr>
+                <w:rFonts w:ascii="Times New Roman" w:hAnsi="Times New Roman" w:cs="Times New Roman" w:eastAsia="Times New Roman"/>
+                <w:b/>
+                <w:i w:val="0"/>
+                <w:sz w:val="24"/>
+              </w:rPr>
+              <w:t>South China University of Technology</w:t>
+            </w:r>
+          </w:p>
+        </w:tc>
+        <w:tc>
+          <w:tcPr>
+            <w:tcW w:type="dxa" w:w="4706"/>
+          </w:tcPr>
+          <w:p>
+            <w:pPr>
+              <w:jc w:val="right"/>
+            </w:pPr>
+            <w:r>
+              <w:rPr>
+                <w:rFonts w:ascii="Times New Roman" w:hAnsi="Times New Roman" w:cs="Times New Roman" w:eastAsia="Times New Roman"/>
+                <w:b/>
+                <w:i w:val="0"/>
+                <w:sz w:val="24"/>
+              </w:rPr>
+              <w:t>09/2023 - 06/2027</w:t>
+            </w:r>
+          </w:p>
+        </w:tc>
+      </w:tr>
+    </w:tbl>
     <w:p>
       <w:pPr>
         <w:spacing w:after="20"/>
-      </w:pPr>
-      <w:r>
-        <w:rPr>
-          <w:rFonts w:ascii="Times New Roman" w:hAnsi="Times New Roman" w:cs="Times New Roman" w:eastAsia="Times New Roman"/>
-          <w:b/>
-          <w:i w:val="0"/>
-          <w:sz w:val="24"/>
-        </w:rPr>
-        <w:t>South China University of Technology                                          09/2023 - 06/2027</w:t>
-      </w:r>
-    </w:p>
-    <w:p>
-      <w:pPr>
-        <w:spacing w:after="20"/>
+        <w:ind w:left="400"/>
       </w:pPr>
       <w:r>
         <w:rPr>
@@ -76,6 +141,7 @@
     <w:p>
       <w:pPr>
         <w:spacing w:after="20"/>
+        <w:ind w:left="400"/>
       </w:pPr>
       <w:r>
         <w:rPr>
@@ -90,6 +156,7 @@
     <w:p>
       <w:pPr>
         <w:spacing w:after="20"/>
+        <w:ind w:left="400"/>
       </w:pPr>
       <w:r>
         <w:rPr>
@@ -104,6 +171,7 @@
     <w:p>
       <w:pPr>
         <w:spacing w:after="20"/>
+        <w:ind w:left="400"/>
       </w:pPr>
       <w:r>
         <w:rPr>
@@ -117,7 +185,10 @@
     </w:p>
     <w:p>
       <w:pPr>
-        <w:spacing w:after="80"/>
+        <w:spacing w:before="160" w:after="40"/>
+        <w:pBdr>
+          <w:bottom w:val="single" w:sz="6" w:space="1" w:color="000000"/>
+        </w:pBdr>
       </w:pPr>
       <w:r>
         <w:rPr>
@@ -129,23 +200,69 @@
         <w:t>SUMMER STUDY PROGRAM</w:t>
       </w:r>
     </w:p>
+    <w:tbl>
+      <w:tblPr>
+        <w:tblW w:type="auto" w:w="0"/>
+        <w:tblLayout w:type="fixed"/>
+        <w:tblLook w:firstColumn="1" w:firstRow="1" w:lastColumn="0" w:lastRow="0" w:noHBand="0" w:noVBand="1" w:val="04A0"/>
+        <w:tblBorders>
+          <w:top w:val="nil"/>
+          <w:left w:val="nil"/>
+          <w:bottom w:val="nil"/>
+          <w:right w:val="nil"/>
+          <w:insideH w:val="nil"/>
+          <w:insideV w:val="nil"/>
+        </w:tblBorders>
+      </w:tblPr>
+      <w:tblGrid>
+        <w:gridCol w:w="4706"/>
+        <w:gridCol w:w="4706"/>
+      </w:tblGrid>
+      <w:tr>
+        <w:tc>
+          <w:tcPr>
+            <w:tcW w:type="dxa" w:w="4706"/>
+          </w:tcPr>
+          <w:p>
+            <w:pPr>
+              <w:jc w:val="left"/>
+            </w:pPr>
+            <w:r>
+              <w:rPr>
+                <w:rFonts w:ascii="Times New Roman" w:hAnsi="Times New Roman" w:cs="Times New Roman" w:eastAsia="Times New Roman"/>
+                <w:b/>
+                <w:i w:val="0"/>
+                <w:sz w:val="24"/>
+              </w:rPr>
+              <w:t>École Polytechnique de l'Université de Nantes, France</w:t>
+            </w:r>
+          </w:p>
+        </w:tc>
+        <w:tc>
+          <w:tcPr>
+            <w:tcW w:type="dxa" w:w="4706"/>
+          </w:tcPr>
+          <w:p>
+            <w:pPr>
+              <w:jc w:val="right"/>
+            </w:pPr>
+            <w:r>
+              <w:rPr>
+                <w:rFonts w:ascii="Times New Roman" w:hAnsi="Times New Roman" w:cs="Times New Roman" w:eastAsia="Times New Roman"/>
+                <w:b/>
+                <w:i w:val="0"/>
+                <w:sz w:val="24"/>
+              </w:rPr>
+              <w:t>07/2025</w:t>
+            </w:r>
+          </w:p>
+        </w:tc>
+      </w:tr>
+    </w:tbl>
     <w:p>
       <w:pPr>
         <w:spacing w:after="20"/>
-      </w:pPr>
-      <w:r>
-        <w:rPr>
-          <w:rFonts w:ascii="Times New Roman" w:hAnsi="Times New Roman" w:cs="Times New Roman" w:eastAsia="Times New Roman"/>
-          <w:b/>
-          <w:i w:val="0"/>
-          <w:sz w:val="24"/>
-        </w:rPr>
-        <w:t>École Polytechnique de l'Université de Nantes, France                              07/2025</w:t>
-      </w:r>
-    </w:p>
-    <w:p>
-      <w:pPr>
-        <w:spacing w:after="20"/>
+        <w:ind w:left="400"/>
       </w:pPr>
       <w:r>
         <w:rPr>
@@ -159,7 +276,10 @@
     </w:p>
     <w:p>
       <w:pPr>
-        <w:spacing w:after="80"/>
+        <w:spacing w:before="160" w:after="40"/>
+        <w:pBdr>
+          <w:bottom w:val="single" w:sz="6" w:space="1" w:color="000000"/>
+        </w:pBdr>
       </w:pPr>
       <w:r>
         <w:rPr>
@@ -171,79 +291,533 @@
         <w:t>INTERNSHIP EXPERIENCE</w:t>
       </w:r>
     </w:p>
+    <w:tbl>
+      <w:tblPr>
+        <w:tblW w:type="auto" w:w="0"/>
+        <w:tblLayout w:type="fixed"/>
+        <w:tblLook w:firstColumn="1" w:firstRow="1" w:lastColumn="0" w:lastRow="0" w:noHBand="0" w:noVBand="1" w:val="04A0"/>
+        <w:tblBorders>
+          <w:top w:val="nil"/>
+          <w:left w:val="nil"/>
+          <w:bottom w:val="nil"/>
+          <w:right w:val="nil"/>
+          <w:insideH w:val="nil"/>
+          <w:insideV w:val="nil"/>
+        </w:tblBorders>
+      </w:tblPr>
+      <w:tblGrid>
+        <w:gridCol w:w="4706"/>
+        <w:gridCol w:w="4706"/>
+      </w:tblGrid>
+      <w:tr>
+        <w:tc>
+          <w:tcPr>
+            <w:tcW w:type="dxa" w:w="4706"/>
+          </w:tcPr>
+          <w:p>
+            <w:pPr>
+              <w:jc w:val="left"/>
+            </w:pPr>
+            <w:r>
+              <w:rPr>
+                <w:rFonts w:ascii="Times New Roman" w:hAnsi="Times New Roman" w:cs="Times New Roman" w:eastAsia="Times New Roman"/>
+                <w:b/>
+                <w:i w:val="0"/>
+                <w:sz w:val="24"/>
+              </w:rPr>
+              <w:t>Shenzhen Institutes of Advanced Technology, Chinese Academy of Sciences</w:t>
+            </w:r>
+          </w:p>
+        </w:tc>
+        <w:tc>
+          <w:tcPr>
+            <w:tcW w:type="dxa" w:w="4706"/>
+          </w:tcPr>
+          <w:p>
+            <w:pPr>
+              <w:jc w:val="right"/>
+            </w:pPr>
+            <w:r>
+              <w:rPr>
+                <w:rFonts w:ascii="Times New Roman" w:hAnsi="Times New Roman" w:cs="Times New Roman" w:eastAsia="Times New Roman"/>
+                <w:b/>
+                <w:i w:val="0"/>
+                <w:sz w:val="24"/>
+              </w:rPr>
+              <w:t>10/2025 - Present</w:t>
+            </w:r>
+          </w:p>
+        </w:tc>
+      </w:tr>
+    </w:tbl>
     <w:p>
       <w:pPr>
         <w:spacing w:after="20"/>
+        <w:ind w:left="400"/>
+      </w:pPr>
+      <w:r>
+        <w:rPr>
+          <w:rFonts w:ascii="Times New Roman" w:hAnsi="Times New Roman" w:cs="Times New Roman" w:eastAsia="Times New Roman"/>
+          <w:b w:val="0"/>
+          <w:i w:val="0"/>
+          <w:sz w:val="24"/>
+        </w:rPr>
+        <w:t>Position: Visiting Research Intern (Advisors: Dr. Wenqi Fang &amp; PhD candidate Zhuoyu Wu)</w:t>
+      </w:r>
+    </w:p>
+    <w:p>
+      <w:pPr>
+        <w:spacing w:after="40"/>
+        <w:ind w:left="640" w:hanging="240"/>
+      </w:pPr>
+      <w:r>
+        <w:rPr>
+          <w:rFonts w:ascii="Times New Roman" w:hAnsi="Times New Roman" w:cs="Times New Roman" w:eastAsia="Times New Roman"/>
+          <w:b w:val="0"/>
+          <w:i w:val="0"/>
+          <w:sz w:val="24"/>
+        </w:rPr>
+        <w:t>•</w:t>
+        <w:tab/>
+        <w:t>Carried out independent research by identifying research gaps, developing research hypotheses, designing experimental protocols, and conducting hands-on experiments and data analysis.</w:t>
+      </w:r>
+    </w:p>
+    <w:p>
+      <w:pPr>
+        <w:spacing w:after="40"/>
+        <w:ind w:left="640" w:hanging="240"/>
+      </w:pPr>
+      <w:r>
+        <w:rPr>
+          <w:rFonts w:ascii="Times New Roman" w:hAnsi="Times New Roman" w:cs="Times New Roman" w:eastAsia="Times New Roman"/>
+          <w:b w:val="0"/>
+          <w:i w:val="0"/>
+          <w:sz w:val="24"/>
+        </w:rPr>
+        <w:t>•</w:t>
+        <w:tab/>
+        <w:t>Compiled academic materials by reviewing relevant literature and drafting concise and structured experimental summaries.</w:t>
+      </w:r>
+    </w:p>
+    <w:p>
+      <w:pPr>
+        <w:spacing w:after="40"/>
+        <w:ind w:left="640" w:hanging="240"/>
+      </w:pPr>
+      <w:r>
+        <w:rPr>
+          <w:rFonts w:ascii="Times New Roman" w:hAnsi="Times New Roman" w:cs="Times New Roman" w:eastAsia="Times New Roman"/>
+          <w:b w:val="0"/>
+          <w:i w:val="0"/>
+          <w:sz w:val="24"/>
+        </w:rPr>
+        <w:t>•</w:t>
+        <w:tab/>
+        <w:t>Authored and revised the thesis, ensuring a clear, logically rigorous scientific narrative grounded in experimental results.</w:t>
+      </w:r>
+    </w:p>
+    <w:p>
+      <w:pPr>
+        <w:spacing w:before="160" w:after="40"/>
+        <w:pBdr>
+          <w:bottom w:val="single" w:sz="6" w:space="1" w:color="000000"/>
+        </w:pBdr>
       </w:pPr>
       <w:r>
         <w:rPr>
           <w:rFonts w:ascii="Times New Roman" w:hAnsi="Times New Roman" w:cs="Times New Roman" w:eastAsia="Times New Roman"/>
           <w:b/>
           <w:i w:val="0"/>
-          <w:sz w:val="24"/>
-        </w:rPr>
-        <w:t>Shenzhen Institutes of Advanced Technology, Chinese Academy of Sciences    10/2025 - Present</w:t>
-      </w:r>
-    </w:p>
+          <w:sz w:val="26"/>
+        </w:rPr>
+        <w:t>PUBLICATIONS &amp; RESEARCH</w:t>
+      </w:r>
+    </w:p>
+    <w:tbl>
+      <w:tblPr>
+        <w:tblW w:type="auto" w:w="0"/>
+        <w:tblLayout w:type="fixed"/>
+        <w:tblLook w:firstColumn="1" w:firstRow="1" w:lastColumn="0" w:lastRow="0" w:noHBand="0" w:noVBand="1" w:val="04A0"/>
+        <w:tblBorders>
+          <w:top w:val="nil"/>
+          <w:left w:val="nil"/>
+          <w:bottom w:val="nil"/>
+          <w:right w:val="nil"/>
+          <w:insideH w:val="nil"/>
+          <w:insideV w:val="nil"/>
+        </w:tblBorders>
+      </w:tblPr>
+      <w:tblGrid>
+        <w:gridCol w:w="4706"/>
+        <w:gridCol w:w="4706"/>
+      </w:tblGrid>
+      <w:tr>
+        <w:tc>
+          <w:tcPr>
+            <w:tcW w:type="dxa" w:w="4706"/>
+          </w:tcPr>
+          <w:p>
+            <w:pPr>
+              <w:jc w:val="left"/>
+            </w:pPr>
+            <w:r>
+              <w:rPr>
+                <w:rFonts w:ascii="Times New Roman" w:hAnsi="Times New Roman" w:cs="Times New Roman" w:eastAsia="Times New Roman"/>
+                <w:b/>
+                <w:i w:val="0"/>
+                <w:sz w:val="24"/>
+              </w:rPr>
+              <w:t>Gain-Aware Prediction-Space Recursive Controller for Lightweight Polyp Segmentation</w:t>
+            </w:r>
+          </w:p>
+        </w:tc>
+        <w:tc>
+          <w:tcPr>
+            <w:tcW w:type="dxa" w:w="4706"/>
+          </w:tcPr>
+          <w:p>
+            <w:pPr>
+              <w:jc w:val="right"/>
+            </w:pPr>
+            <w:r>
+              <w:rPr>
+                <w:rFonts w:ascii="Times New Roman" w:hAnsi="Times New Roman" w:cs="Times New Roman" w:eastAsia="Times New Roman"/>
+                <w:b/>
+                <w:i w:val="0"/>
+                <w:sz w:val="24"/>
+              </w:rPr>
+              <w:t>09/2025 - Present</w:t>
+            </w:r>
+          </w:p>
+        </w:tc>
+      </w:tr>
+    </w:tbl>
     <w:p>
       <w:pPr>
         <w:spacing w:after="20"/>
-      </w:pPr>
-      <w:r>
-        <w:rPr>
-          <w:rFonts w:ascii="Times New Roman" w:hAnsi="Times New Roman" w:cs="Times New Roman" w:eastAsia="Times New Roman"/>
-          <w:b w:val="0"/>
-          <w:i w:val="0"/>
-          <w:sz w:val="24"/>
-        </w:rPr>
-        <w:t>Position: Visiting Research Intern (Advisors: Dr. Wenqi Fang &amp; PhD candidate Zhuoyu Wu)</w:t>
-      </w:r>
-    </w:p>
+        <w:ind w:left="400"/>
+      </w:pPr>
+      <w:r>
+        <w:rPr>
+          <w:rFonts w:ascii="Times New Roman" w:hAnsi="Times New Roman" w:cs="Times New Roman" w:eastAsia="Times New Roman"/>
+          <w:b w:val="0"/>
+          <w:i w:val="0"/>
+          <w:sz w:val="24"/>
+        </w:rPr>
+        <w:t>Submitted to ICONIP 2026.</w:t>
+      </w:r>
+    </w:p>
+    <w:p>
+      <w:pPr>
+        <w:spacing w:after="40"/>
+        <w:ind w:left="640" w:hanging="240"/>
+      </w:pPr>
+      <w:r>
+        <w:rPr>
+          <w:rFonts w:ascii="Times New Roman" w:hAnsi="Times New Roman" w:cs="Times New Roman" w:eastAsia="Times New Roman"/>
+          <w:b w:val="0"/>
+          <w:i w:val="0"/>
+          <w:sz w:val="24"/>
+        </w:rPr>
+        <w:t>•</w:t>
+        <w:tab/>
+        <w:t>Formulated segmentation refinement as a prediction-space recursive correction task, shifting correction entirely into logit space to avoid re-engaging heavy feature hierarchies.</w:t>
+      </w:r>
+    </w:p>
+    <w:p>
+      <w:pPr>
+        <w:spacing w:after="40"/>
+        <w:ind w:left="640" w:hanging="240"/>
+      </w:pPr>
+      <w:r>
+        <w:rPr>
+          <w:rFonts w:ascii="Times New Roman" w:hAnsi="Times New Roman" w:cs="Times New Roman" w:eastAsia="Times New Roman"/>
+          <w:b w:val="0"/>
+          <w:i w:val="0"/>
+          <w:sz w:val="24"/>
+        </w:rPr>
+        <w:t>•</w:t>
+        <w:tab/>
+        <w:t>Designed a three-stage recursive controller (Prediction Evidence Encoding → Gain-Aware State Update → State-Guided Residual Correction) with only 189 parameters and negligible GMACs overhead.</w:t>
+      </w:r>
+    </w:p>
+    <w:p>
+      <w:pPr>
+        <w:spacing w:after="40"/>
+        <w:ind w:left="640" w:hanging="240"/>
+      </w:pPr>
+      <w:r>
+        <w:rPr>
+          <w:rFonts w:ascii="Times New Roman" w:hAnsi="Times New Roman" w:cs="Times New Roman" w:eastAsia="Times New Roman"/>
+          <w:b w:val="0"/>
+          <w:i w:val="0"/>
+          <w:sz w:val="24"/>
+        </w:rPr>
+        <w:t>•</w:t>
+        <w:tab/>
+        <w:t>Evaluated across 7 lightweight backbones (UltraLBM-UNet, Mobile-PolypNet, EGE-UNet, CGNet, ULite, CMUNeXt-S, I2U-Net) on 4 polyp segmentation datasets under a unified Kvasir-trained protocol.</w:t>
+      </w:r>
+    </w:p>
+    <w:p>
+      <w:pPr>
+        <w:spacing w:after="40"/>
+        <w:ind w:left="640" w:hanging="240"/>
+      </w:pPr>
+      <w:r>
+        <w:rPr>
+          <w:rFonts w:ascii="Times New Roman" w:hAnsi="Times New Roman" w:cs="Times New Roman" w:eastAsia="Times New Roman"/>
+          <w:b w:val="0"/>
+          <w:i w:val="0"/>
+          <w:sz w:val="24"/>
+        </w:rPr>
+        <w:t>•</w:t>
+        <w:tab/>
+        <w:t>Achieved consistent source-domain improvements and competitive performance against both training-side baselines (+LL/+DS/+Mutation/+LoMix) and the heavier structural refiner +Harmonizing.</w:t>
+      </w:r>
+    </w:p>
+    <w:p/>
+    <w:tbl>
+      <w:tblPr>
+        <w:tblW w:type="auto" w:w="0"/>
+        <w:tblLayout w:type="fixed"/>
+        <w:tblLook w:firstColumn="1" w:firstRow="1" w:lastColumn="0" w:lastRow="0" w:noHBand="0" w:noVBand="1" w:val="04A0"/>
+        <w:tblBorders>
+          <w:top w:val="nil"/>
+          <w:left w:val="nil"/>
+          <w:bottom w:val="nil"/>
+          <w:right w:val="nil"/>
+          <w:insideH w:val="nil"/>
+          <w:insideV w:val="nil"/>
+        </w:tblBorders>
+      </w:tblPr>
+      <w:tblGrid>
+        <w:gridCol w:w="4706"/>
+        <w:gridCol w:w="4706"/>
+      </w:tblGrid>
+      <w:tr>
+        <w:tc>
+          <w:tcPr>
+            <w:tcW w:type="dxa" w:w="4706"/>
+          </w:tcPr>
+          <w:p>
+            <w:pPr>
+              <w:jc w:val="left"/>
+            </w:pPr>
+            <w:r>
+              <w:rPr>
+                <w:rFonts w:ascii="Times New Roman" w:hAnsi="Times New Roman" w:cs="Times New Roman" w:eastAsia="Times New Roman"/>
+                <w:b/>
+                <w:i w:val="0"/>
+                <w:sz w:val="24"/>
+              </w:rPr>
+              <w:t>RIGS-Refiner: Risk-Guided Recursive Refinement in Prediction Space for Polyp Segmentation</w:t>
+            </w:r>
+          </w:p>
+        </w:tc>
+        <w:tc>
+          <w:tcPr>
+            <w:tcW w:type="dxa" w:w="4706"/>
+          </w:tcPr>
+          <w:p>
+            <w:pPr>
+              <w:jc w:val="right"/>
+            </w:pPr>
+            <w:r>
+              <w:rPr>
+                <w:rFonts w:ascii="Times New Roman" w:hAnsi="Times New Roman" w:cs="Times New Roman" w:eastAsia="Times New Roman"/>
+                <w:b/>
+                <w:i w:val="0"/>
+                <w:sz w:val="24"/>
+              </w:rPr>
+              <w:t>10/2025 - Present</w:t>
+            </w:r>
+          </w:p>
+        </w:tc>
+      </w:tr>
+    </w:tbl>
     <w:p>
       <w:pPr>
         <w:spacing w:after="20"/>
-      </w:pPr>
-      <w:r>
-        <w:rPr>
-          <w:rFonts w:ascii="Times New Roman" w:hAnsi="Times New Roman" w:cs="Times New Roman" w:eastAsia="Times New Roman"/>
-          <w:b w:val="0"/>
-          <w:i w:val="0"/>
-          <w:sz w:val="24"/>
-        </w:rPr>
-        <w:t>Carried out independent research by identifying research gaps, developing research hypotheses, designing experimental protocols, and conducting hands-on experiments and data analysis.</w:t>
-      </w:r>
-    </w:p>
-    <w:p>
-      <w:pPr>
-        <w:spacing w:after="20"/>
-      </w:pPr>
-      <w:r>
-        <w:rPr>
-          <w:rFonts w:ascii="Times New Roman" w:hAnsi="Times New Roman" w:cs="Times New Roman" w:eastAsia="Times New Roman"/>
-          <w:b w:val="0"/>
-          <w:i w:val="0"/>
-          <w:sz w:val="24"/>
-        </w:rPr>
-        <w:t>Compiled academic materials by reviewing relevant literature and drafting concise and structured experimental summaries.</w:t>
-      </w:r>
-    </w:p>
-    <w:p>
-      <w:pPr>
-        <w:spacing w:after="20"/>
-      </w:pPr>
-      <w:r>
-        <w:rPr>
-          <w:rFonts w:ascii="Times New Roman" w:hAnsi="Times New Roman" w:cs="Times New Roman" w:eastAsia="Times New Roman"/>
-          <w:b w:val="0"/>
-          <w:i w:val="0"/>
-          <w:sz w:val="24"/>
-        </w:rPr>
-        <w:t>Authored and revised the thesis, ensuring a clear, logically rigorous scientific narrative grounded in experimental results.</w:t>
-      </w:r>
-    </w:p>
-    <w:p>
-      <w:pPr>
-        <w:spacing w:after="80"/>
+        <w:ind w:left="400"/>
+      </w:pPr>
+      <w:r>
+        <w:rPr>
+          <w:rFonts w:ascii="Times New Roman" w:hAnsi="Times New Roman" w:cs="Times New Roman" w:eastAsia="Times New Roman"/>
+          <w:b w:val="0"/>
+          <w:i w:val="0"/>
+          <w:sz w:val="24"/>
+        </w:rPr>
+        <w:t>Submitted to APSIPA ASC 2026.</w:t>
+      </w:r>
+    </w:p>
+    <w:p>
+      <w:pPr>
+        <w:spacing w:after="40"/>
+        <w:ind w:left="640" w:hanging="240"/>
+      </w:pPr>
+      <w:r>
+        <w:rPr>
+          <w:rFonts w:ascii="Times New Roman" w:hAnsi="Times New Roman" w:cs="Times New Roman" w:eastAsia="Times New Roman"/>
+          <w:b w:val="0"/>
+          <w:i w:val="0"/>
+          <w:sz w:val="24"/>
+        </w:rPr>
+        <w:t>•</w:t>
+        <w:tab/>
+        <w:t>Proposed a lightweight post-refinement plugin for risk-guided recursive correction directly in prediction space, built on frozen host predictions.</w:t>
+      </w:r>
+    </w:p>
+    <w:p>
+      <w:pPr>
+        <w:spacing w:after="40"/>
+        <w:ind w:left="640" w:hanging="240"/>
+      </w:pPr>
+      <w:r>
+        <w:rPr>
+          <w:rFonts w:ascii="Times New Roman" w:hAnsi="Times New Roman" w:cs="Times New Roman" w:eastAsia="Times New Roman"/>
+          <w:b w:val="0"/>
+          <w:i w:val="0"/>
+          <w:sz w:val="24"/>
+        </w:rPr>
+        <w:t>•</w:t>
+        <w:tab/>
+        <w:t>Designed a shared recursive cell combining image priors (Sobel edge, average pooling), prediction cues, risk-guided update, and residual correction with only 519 parameters and +0.631 GFLOPs.</w:t>
+      </w:r>
+    </w:p>
+    <w:p>
+      <w:pPr>
+        <w:spacing w:after="40"/>
+        <w:ind w:left="640" w:hanging="240"/>
+      </w:pPr>
+      <w:r>
+        <w:rPr>
+          <w:rFonts w:ascii="Times New Roman" w:hAnsi="Times New Roman" w:cs="Times New Roman" w:eastAsia="Times New Roman"/>
+          <w:b w:val="0"/>
+          <w:i w:val="0"/>
+          <w:sz w:val="24"/>
+        </w:rPr>
+        <w:t>•</w:t>
+        <w:tab/>
+        <w:t>Tested on PraNet and SegFormer-B0 across Kvasir-SEG, ClinicDB, ColonDB, and ETIS, achieving consistent IoU/HD95/clDice improvements with a favorable efficiency–accuracy trade-off against SegFix, rNCA, and CascadePSP.</w:t>
+      </w:r>
+    </w:p>
+    <w:p/>
+    <w:tbl>
+      <w:tblPr>
+        <w:tblW w:type="auto" w:w="0"/>
+        <w:tblLayout w:type="fixed"/>
+        <w:tblLook w:firstColumn="1" w:firstRow="1" w:lastColumn="0" w:lastRow="0" w:noHBand="0" w:noVBand="1" w:val="04A0"/>
+        <w:tblBorders>
+          <w:top w:val="nil"/>
+          <w:left w:val="nil"/>
+          <w:bottom w:val="nil"/>
+          <w:right w:val="nil"/>
+          <w:insideH w:val="nil"/>
+          <w:insideV w:val="nil"/>
+        </w:tblBorders>
+      </w:tblPr>
+      <w:tblGrid>
+        <w:gridCol w:w="4706"/>
+        <w:gridCol w:w="4706"/>
+      </w:tblGrid>
+      <w:tr>
+        <w:tc>
+          <w:tcPr>
+            <w:tcW w:type="dxa" w:w="4706"/>
+          </w:tcPr>
+          <w:p>
+            <w:pPr>
+              <w:jc w:val="left"/>
+            </w:pPr>
+            <w:r>
+              <w:rPr>
+                <w:rFonts w:ascii="Times New Roman" w:hAnsi="Times New Roman" w:cs="Times New Roman" w:eastAsia="Times New Roman"/>
+                <w:b/>
+                <w:i w:val="0"/>
+                <w:sz w:val="24"/>
+              </w:rPr>
+              <w:t>Glomerular Pathological Image Detection via YOLO11 with Stain Normalization</w:t>
+            </w:r>
+          </w:p>
+        </w:tc>
+        <w:tc>
+          <w:tcPr>
+            <w:tcW w:type="dxa" w:w="4706"/>
+          </w:tcPr>
+          <w:p>
+            <w:pPr>
+              <w:jc w:val="right"/>
+            </w:pPr>
+            <w:r>
+              <w:rPr>
+                <w:rFonts w:ascii="Times New Roman" w:hAnsi="Times New Roman" w:cs="Times New Roman" w:eastAsia="Times New Roman"/>
+                <w:b/>
+                <w:i w:val="0"/>
+                <w:sz w:val="24"/>
+              </w:rPr>
+              <w:t>04/2024 - 03/2025</w:t>
+            </w:r>
+          </w:p>
+        </w:tc>
+      </w:tr>
+    </w:tbl>
+    <w:p>
+      <w:pPr>
+        <w:spacing w:after="40"/>
+        <w:ind w:left="640" w:hanging="240"/>
+      </w:pPr>
+      <w:r>
+        <w:rPr>
+          <w:rFonts w:ascii="Times New Roman" w:hAnsi="Times New Roman" w:cs="Times New Roman" w:eastAsia="Times New Roman"/>
+          <w:b w:val="0"/>
+          <w:i w:val="0"/>
+          <w:sz w:val="24"/>
+        </w:rPr>
+        <w:t>•</w:t>
+        <w:tab/>
+        <w:t>Designed color clustering and color transfer modules to mitigate staining variance and augment glomerular pathological image datasets.</w:t>
+      </w:r>
+    </w:p>
+    <w:p>
+      <w:pPr>
+        <w:spacing w:after="40"/>
+        <w:ind w:left="640" w:hanging="240"/>
+      </w:pPr>
+      <w:r>
+        <w:rPr>
+          <w:rFonts w:ascii="Times New Roman" w:hAnsi="Times New Roman" w:cs="Times New Roman" w:eastAsia="Times New Roman"/>
+          <w:b w:val="0"/>
+          <w:i w:val="0"/>
+          <w:sz w:val="24"/>
+        </w:rPr>
+        <w:t>•</w:t>
+        <w:tab/>
+        <w:t>Constructed a YOLO11-based detection framework and adopted Focal Loss to balance positive-and-negative samples in the glomerular detection task.</w:t>
+      </w:r>
+    </w:p>
+    <w:p>
+      <w:pPr>
+        <w:spacing w:after="40"/>
+        <w:ind w:left="640" w:hanging="240"/>
+      </w:pPr>
+      <w:r>
+        <w:rPr>
+          <w:rFonts w:ascii="Times New Roman" w:hAnsi="Times New Roman" w:cs="Times New Roman" w:eastAsia="Times New Roman"/>
+          <w:b w:val="0"/>
+          <w:i w:val="0"/>
+          <w:sz w:val="24"/>
+        </w:rPr>
+        <w:t>•</w:t>
+        <w:tab/>
+        <w:t>Integrated EMA multi-scale attention to enhance feature fusion and suppress tissue noise; validated via ablation experiments, achieving 94% mAP that outperformed baseline models.</w:t>
+      </w:r>
+    </w:p>
+    <w:p>
+      <w:pPr>
+        <w:spacing w:before="160" w:after="40"/>
+        <w:pBdr>
+          <w:bottom w:val="single" w:sz="6" w:space="1" w:color="000000"/>
+        </w:pBdr>
       </w:pPr>
       <w:r>
         <w:rPr>
@@ -252,604 +826,942 @@
           <w:i w:val="0"/>
           <w:sz w:val="26"/>
         </w:rPr>
-        <w:t>PUBLICATIONS &amp; RESEARCH</w:t>
-      </w:r>
-    </w:p>
-    <w:p>
-      <w:pPr>
-        <w:spacing w:after="20"/>
+        <w:t>PROJECT EXPERIENCE</w:t>
+      </w:r>
+    </w:p>
+    <w:tbl>
+      <w:tblPr>
+        <w:tblW w:type="auto" w:w="0"/>
+        <w:tblLayout w:type="fixed"/>
+        <w:tblLook w:firstColumn="1" w:firstRow="1" w:lastColumn="0" w:lastRow="0" w:noHBand="0" w:noVBand="1" w:val="04A0"/>
+        <w:tblBorders>
+          <w:top w:val="nil"/>
+          <w:left w:val="nil"/>
+          <w:bottom w:val="nil"/>
+          <w:right w:val="nil"/>
+          <w:insideH w:val="nil"/>
+          <w:insideV w:val="nil"/>
+        </w:tblBorders>
+      </w:tblPr>
+      <w:tblGrid>
+        <w:gridCol w:w="4706"/>
+        <w:gridCol w:w="4706"/>
+      </w:tblGrid>
+      <w:tr>
+        <w:tc>
+          <w:tcPr>
+            <w:tcW w:type="dxa" w:w="4706"/>
+          </w:tcPr>
+          <w:p>
+            <w:pPr>
+              <w:jc w:val="left"/>
+            </w:pPr>
+            <w:r>
+              <w:rPr>
+                <w:rFonts w:ascii="Times New Roman" w:hAnsi="Times New Roman" w:cs="Times New Roman" w:eastAsia="Times New Roman"/>
+                <w:b/>
+                <w:i w:val="0"/>
+                <w:sz w:val="24"/>
+              </w:rPr>
+              <w:t>Macroeconomic Indicator Forecasting System via SAITS and Time-Series LLMs</w:t>
+            </w:r>
+          </w:p>
+        </w:tc>
+        <w:tc>
+          <w:tcPr>
+            <w:tcW w:type="dxa" w:w="4706"/>
+          </w:tcPr>
+          <w:p>
+            <w:pPr>
+              <w:jc w:val="right"/>
+            </w:pPr>
+            <w:r>
+              <w:rPr>
+                <w:rFonts w:ascii="Times New Roman" w:hAnsi="Times New Roman" w:cs="Times New Roman" w:eastAsia="Times New Roman"/>
+                <w:b/>
+                <w:i w:val="0"/>
+                <w:sz w:val="24"/>
+              </w:rPr>
+              <w:t>07/2025 - 08/2025</w:t>
+            </w:r>
+          </w:p>
+        </w:tc>
+      </w:tr>
+    </w:tbl>
+    <w:p>
+      <w:pPr>
+        <w:spacing w:after="40"/>
+        <w:ind w:left="640" w:hanging="240"/>
+      </w:pPr>
+      <w:r>
+        <w:rPr>
+          <w:rFonts w:ascii="Times New Roman" w:hAnsi="Times New Roman" w:cs="Times New Roman" w:eastAsia="Times New Roman"/>
+          <w:b w:val="0"/>
+          <w:i w:val="0"/>
+          <w:sz w:val="24"/>
+        </w:rPr>
+        <w:t>•</w:t>
+        <w:tab/>
+        <w:t>Adopted the SAITS algorithm to conduct multivariate time-series imputation, and reconstructed high-fidelity continuous feature spaces under limited labeled data.</w:t>
+      </w:r>
+    </w:p>
+    <w:p>
+      <w:pPr>
+        <w:spacing w:after="40"/>
+        <w:ind w:left="640" w:hanging="240"/>
+      </w:pPr>
+      <w:r>
+        <w:rPr>
+          <w:rFonts w:ascii="Times New Roman" w:hAnsi="Times New Roman" w:cs="Times New Roman" w:eastAsia="Times New Roman"/>
+          <w:b w:val="0"/>
+          <w:i w:val="0"/>
+          <w:sz w:val="24"/>
+        </w:rPr>
+        <w:t>•</w:t>
+        <w:tab/>
+        <w:t>Integrated TimeLLM and ChatTS, designed cross-modal alignment modules to capture temporal evolution trends and enhance prediction accuracy.</w:t>
+      </w:r>
+    </w:p>
+    <w:p>
+      <w:pPr>
+        <w:spacing w:after="40"/>
+        <w:ind w:left="640" w:hanging="240"/>
+      </w:pPr>
+      <w:r>
+        <w:rPr>
+          <w:rFonts w:ascii="Times New Roman" w:hAnsi="Times New Roman" w:cs="Times New Roman" w:eastAsia="Times New Roman"/>
+          <w:b w:val="0"/>
+          <w:i w:val="0"/>
+          <w:sz w:val="24"/>
+        </w:rPr>
+        <w:t>•</w:t>
+        <w:tab/>
+        <w:t>Constructed a modular training and evaluation system, and developed high-precision interpretable time-series models, securing top 10 in the E Fund FinTech Challenge.</w:t>
+      </w:r>
+    </w:p>
+    <w:p/>
+    <w:tbl>
+      <w:tblPr>
+        <w:tblW w:type="auto" w:w="0"/>
+        <w:tblLayout w:type="fixed"/>
+        <w:tblLook w:firstColumn="1" w:firstRow="1" w:lastColumn="0" w:lastRow="0" w:noHBand="0" w:noVBand="1" w:val="04A0"/>
+        <w:tblBorders>
+          <w:top w:val="nil"/>
+          <w:left w:val="nil"/>
+          <w:bottom w:val="nil"/>
+          <w:right w:val="nil"/>
+          <w:insideH w:val="nil"/>
+          <w:insideV w:val="nil"/>
+        </w:tblBorders>
+      </w:tblPr>
+      <w:tblGrid>
+        <w:gridCol w:w="4706"/>
+        <w:gridCol w:w="4706"/>
+      </w:tblGrid>
+      <w:tr>
+        <w:tc>
+          <w:tcPr>
+            <w:tcW w:type="dxa" w:w="4706"/>
+          </w:tcPr>
+          <w:p>
+            <w:pPr>
+              <w:jc w:val="left"/>
+            </w:pPr>
+            <w:r>
+              <w:rPr>
+                <w:rFonts w:ascii="Times New Roman" w:hAnsi="Times New Roman" w:cs="Times New Roman" w:eastAsia="Times New Roman"/>
+                <w:b/>
+                <w:i w:val="0"/>
+                <w:sz w:val="24"/>
+              </w:rPr>
+              <w:t>FPGA-Based Shooting Confrontation Game</w:t>
+            </w:r>
+          </w:p>
+        </w:tc>
+        <w:tc>
+          <w:tcPr>
+            <w:tcW w:type="dxa" w:w="4706"/>
+          </w:tcPr>
+          <w:p>
+            <w:pPr>
+              <w:jc w:val="right"/>
+            </w:pPr>
+            <w:r>
+              <w:rPr>
+                <w:rFonts w:ascii="Times New Roman" w:hAnsi="Times New Roman" w:cs="Times New Roman" w:eastAsia="Times New Roman"/>
+                <w:b/>
+                <w:i w:val="0"/>
+                <w:sz w:val="24"/>
+              </w:rPr>
+              <w:t>03/2026</w:t>
+            </w:r>
+          </w:p>
+        </w:tc>
+      </w:tr>
+    </w:tbl>
+    <w:p>
+      <w:pPr>
+        <w:spacing w:after="40"/>
+        <w:ind w:left="640" w:hanging="240"/>
+      </w:pPr>
+      <w:r>
+        <w:rPr>
+          <w:rFonts w:ascii="Times New Roman" w:hAnsi="Times New Roman" w:cs="Times New Roman" w:eastAsia="Times New Roman"/>
+          <w:b w:val="0"/>
+          <w:i w:val="0"/>
+          <w:sz w:val="24"/>
+        </w:rPr>
+        <w:t>•</w:t>
+        <w:tab/>
+        <w:t>Developed a dual-mode FPGA shooting game supporting 1280×800@60fps HDMI output, infrared control and real-time score display.</w:t>
+      </w:r>
+    </w:p>
+    <w:p>
+      <w:pPr>
+        <w:spacing w:after="40"/>
+        <w:ind w:left="640" w:hanging="240"/>
+      </w:pPr>
+      <w:r>
+        <w:rPr>
+          <w:rFonts w:ascii="Times New Roman" w:hAnsi="Times New Roman" w:cs="Times New Roman" w:eastAsia="Times New Roman"/>
+          <w:b w:val="0"/>
+          <w:i w:val="0"/>
+          <w:sz w:val="24"/>
+        </w:rPr>
+        <w:t>•</w:t>
+        <w:tab/>
+        <w:t>Designed HDMI display drivers and SDRAM caching logic, and implemented AABB-based collision detection for game objects.</w:t>
+      </w:r>
+    </w:p>
+    <w:p>
+      <w:pPr>
+        <w:spacing w:after="40"/>
+        <w:ind w:left="640" w:hanging="240"/>
+      </w:pPr>
+      <w:r>
+        <w:rPr>
+          <w:rFonts w:ascii="Times New Roman" w:hAnsi="Times New Roman" w:cs="Times New Roman" w:eastAsia="Times New Roman"/>
+          <w:b w:val="0"/>
+          <w:i w:val="0"/>
+          <w:sz w:val="24"/>
+        </w:rPr>
+        <w:t>•</w:t>
+        <w:tab/>
+        <w:t>Used finite state machines to control seven game states and ensure synchronization between peripherals and display modules.</w:t>
+      </w:r>
+    </w:p>
+    <w:p>
+      <w:pPr>
+        <w:spacing w:after="40"/>
+        <w:ind w:left="640" w:hanging="240"/>
+      </w:pPr>
+      <w:r>
+        <w:rPr>
+          <w:rFonts w:ascii="Times New Roman" w:hAnsi="Times New Roman" w:cs="Times New Roman" w:eastAsia="Times New Roman"/>
+          <w:b w:val="0"/>
+          <w:i w:val="0"/>
+          <w:sz w:val="24"/>
+        </w:rPr>
+        <w:t>•</w:t>
+        <w:tab/>
+        <w:t>Completed project validation and received the Excellent Course Design award for outstanding academic performance.</w:t>
+      </w:r>
+    </w:p>
+    <w:p>
+      <w:pPr>
+        <w:spacing w:before="160" w:after="40"/>
+        <w:pBdr>
+          <w:bottom w:val="single" w:sz="6" w:space="1" w:color="000000"/>
+        </w:pBdr>
       </w:pPr>
       <w:r>
         <w:rPr>
           <w:rFonts w:ascii="Times New Roman" w:hAnsi="Times New Roman" w:cs="Times New Roman" w:eastAsia="Times New Roman"/>
           <w:b/>
           <w:i w:val="0"/>
-          <w:sz w:val="24"/>
-        </w:rPr>
-        <w:t>Gain-Aware Prediction-Space Recursive Controller for Lightweight Polyp Segmentation        09/2025 - Present</w:t>
-      </w:r>
-    </w:p>
-    <w:p>
-      <w:pPr>
-        <w:spacing w:after="20"/>
-      </w:pPr>
-      <w:r>
-        <w:rPr>
-          <w:rFonts w:ascii="Times New Roman" w:hAnsi="Times New Roman" w:cs="Times New Roman" w:eastAsia="Times New Roman"/>
-          <w:b w:val="0"/>
-          <w:i w:val="0"/>
-          <w:sz w:val="24"/>
-        </w:rPr>
-        <w:t>Submitted to ICONIP 2026.</w:t>
-      </w:r>
-    </w:p>
-    <w:p>
-      <w:pPr>
-        <w:spacing w:after="20"/>
-      </w:pPr>
-      <w:r>
-        <w:rPr>
-          <w:rFonts w:ascii="Times New Roman" w:hAnsi="Times New Roman" w:cs="Times New Roman" w:eastAsia="Times New Roman"/>
-          <w:b w:val="0"/>
-          <w:i w:val="0"/>
-          <w:sz w:val="24"/>
-        </w:rPr>
-        <w:t>Formulated segmentation refinement as a prediction-space recursive correction task, shifting correction entirely into logit space to avoid re-engaging heavy feature hierarchies.</w:t>
-      </w:r>
-    </w:p>
-    <w:p>
-      <w:pPr>
-        <w:spacing w:after="20"/>
-      </w:pPr>
-      <w:r>
-        <w:rPr>
-          <w:rFonts w:ascii="Times New Roman" w:hAnsi="Times New Roman" w:cs="Times New Roman" w:eastAsia="Times New Roman"/>
-          <w:b w:val="0"/>
-          <w:i w:val="0"/>
-          <w:sz w:val="24"/>
-        </w:rPr>
-        <w:t>Designed a three-stage recursive controller (Prediction Evidence Encoding → Gain-Aware State Update → State-Guided Residual Correction) with only 189 parameters and negligible GMACs overhead.</w:t>
-      </w:r>
-    </w:p>
-    <w:p>
-      <w:pPr>
-        <w:spacing w:after="20"/>
-      </w:pPr>
-      <w:r>
-        <w:rPr>
-          <w:rFonts w:ascii="Times New Roman" w:hAnsi="Times New Roman" w:cs="Times New Roman" w:eastAsia="Times New Roman"/>
-          <w:b w:val="0"/>
-          <w:i w:val="0"/>
-          <w:sz w:val="24"/>
-        </w:rPr>
-        <w:t>Evaluated across 7 lightweight backbones (UltraLBM-UNet, Mobile-PolypNet, EGE-UNet, CGNet, ULite, CMUNeXt-S, I2U-Net) on 4 polyp segmentation datasets under a unified Kvasir-trained protocol.</w:t>
-      </w:r>
-    </w:p>
-    <w:p>
-      <w:pPr>
-        <w:spacing w:after="20"/>
-      </w:pPr>
-      <w:r>
-        <w:rPr>
-          <w:rFonts w:ascii="Times New Roman" w:hAnsi="Times New Roman" w:cs="Times New Roman" w:eastAsia="Times New Roman"/>
-          <w:b w:val="0"/>
-          <w:i w:val="0"/>
-          <w:sz w:val="24"/>
-        </w:rPr>
-        <w:t>Achieved consistent source-domain improvements and competitive performance against both training-side baselines (+LL/+DS/+Mutation/+LoMix) and the heavier structural refiner +Harmonizing.</w:t>
+          <w:sz w:val="26"/>
+        </w:rPr>
+        <w:t>EXTRACURRICULAR EXPERIENCE</w:t>
+      </w:r>
+    </w:p>
+    <w:tbl>
+      <w:tblPr>
+        <w:tblW w:type="auto" w:w="0"/>
+        <w:tblLayout w:type="fixed"/>
+        <w:tblLook w:firstColumn="1" w:firstRow="1" w:lastColumn="0" w:lastRow="0" w:noHBand="0" w:noVBand="1" w:val="04A0"/>
+        <w:tblBorders>
+          <w:top w:val="nil"/>
+          <w:left w:val="nil"/>
+          <w:bottom w:val="nil"/>
+          <w:right w:val="nil"/>
+          <w:insideH w:val="nil"/>
+          <w:insideV w:val="nil"/>
+        </w:tblBorders>
+      </w:tblPr>
+      <w:tblGrid>
+        <w:gridCol w:w="4706"/>
+        <w:gridCol w:w="4706"/>
+      </w:tblGrid>
+      <w:tr>
+        <w:tc>
+          <w:tcPr>
+            <w:tcW w:type="dxa" w:w="4706"/>
+          </w:tcPr>
+          <w:p>
+            <w:pPr>
+              <w:jc w:val="left"/>
+            </w:pPr>
+            <w:r>
+              <w:rPr>
+                <w:rFonts w:ascii="Times New Roman" w:hAnsi="Times New Roman" w:cs="Times New Roman" w:eastAsia="Times New Roman"/>
+                <w:b/>
+                <w:i w:val="0"/>
+                <w:sz w:val="24"/>
+              </w:rPr>
+              <w:t>President, Art Troupe, Youth League Committee</w:t>
+            </w:r>
+          </w:p>
+        </w:tc>
+        <w:tc>
+          <w:tcPr>
+            <w:tcW w:type="dxa" w:w="4706"/>
+          </w:tcPr>
+          <w:p>
+            <w:pPr>
+              <w:jc w:val="right"/>
+            </w:pPr>
+            <w:r>
+              <w:rPr>
+                <w:rFonts w:ascii="Times New Roman" w:hAnsi="Times New Roman" w:cs="Times New Roman" w:eastAsia="Times New Roman"/>
+                <w:b/>
+                <w:i w:val="0"/>
+                <w:sz w:val="24"/>
+              </w:rPr>
+              <w:t>11/2024 - 11/2025</w:t>
+            </w:r>
+          </w:p>
+        </w:tc>
+      </w:tr>
+    </w:tbl>
+    <w:p>
+      <w:pPr>
+        <w:spacing w:after="40"/>
+        <w:ind w:left="640" w:hanging="240"/>
+      </w:pPr>
+      <w:r>
+        <w:rPr>
+          <w:rFonts w:ascii="Times New Roman" w:hAnsi="Times New Roman" w:cs="Times New Roman" w:eastAsia="Times New Roman"/>
+          <w:b w:val="0"/>
+          <w:i w:val="0"/>
+          <w:sz w:val="24"/>
+        </w:rPr>
+        <w:t>•</w:t>
+        <w:tab/>
+        <w:t>Participated in the production and singing of the department song, and performed in the college band on various occasions.</w:t>
+      </w:r>
+    </w:p>
+    <w:p>
+      <w:pPr>
+        <w:spacing w:after="40"/>
+        <w:ind w:left="640" w:hanging="240"/>
+      </w:pPr>
+      <w:r>
+        <w:rPr>
+          <w:rFonts w:ascii="Times New Roman" w:hAnsi="Times New Roman" w:cs="Times New Roman" w:eastAsia="Times New Roman"/>
+          <w:b w:val="0"/>
+          <w:i w:val="0"/>
+          <w:sz w:val="24"/>
+        </w:rPr>
+        <w:t>•</w:t>
+        <w:tab/>
+        <w:t>Managed and coordinated internal departmental affairs, and took charge of the college graduation gala as a key organizer for multiple times.</w:t>
       </w:r>
     </w:p>
     <w:p/>
-    <w:p>
-      <w:pPr>
-        <w:spacing w:after="20"/>
+    <w:tbl>
+      <w:tblPr>
+        <w:tblW w:type="auto" w:w="0"/>
+        <w:tblLayout w:type="fixed"/>
+        <w:tblLook w:firstColumn="1" w:firstRow="1" w:lastColumn="0" w:lastRow="0" w:noHBand="0" w:noVBand="1" w:val="04A0"/>
+        <w:tblBorders>
+          <w:top w:val="nil"/>
+          <w:left w:val="nil"/>
+          <w:bottom w:val="nil"/>
+          <w:right w:val="nil"/>
+          <w:insideH w:val="nil"/>
+          <w:insideV w:val="nil"/>
+        </w:tblBorders>
+      </w:tblPr>
+      <w:tblGrid>
+        <w:gridCol w:w="4706"/>
+        <w:gridCol w:w="4706"/>
+      </w:tblGrid>
+      <w:tr>
+        <w:tc>
+          <w:tcPr>
+            <w:tcW w:type="dxa" w:w="4706"/>
+          </w:tcPr>
+          <w:p>
+            <w:pPr>
+              <w:jc w:val="left"/>
+            </w:pPr>
+            <w:r>
+              <w:rPr>
+                <w:rFonts w:ascii="Times New Roman" w:hAnsi="Times New Roman" w:cs="Times New Roman" w:eastAsia="Times New Roman"/>
+                <w:b/>
+                <w:i w:val="0"/>
+                <w:sz w:val="24"/>
+              </w:rPr>
+              <w:t>Study Representative, Class Committee</w:t>
+            </w:r>
+          </w:p>
+        </w:tc>
+        <w:tc>
+          <w:tcPr>
+            <w:tcW w:type="dxa" w:w="4706"/>
+          </w:tcPr>
+          <w:p>
+            <w:pPr>
+              <w:jc w:val="right"/>
+            </w:pPr>
+            <w:r>
+              <w:rPr>
+                <w:rFonts w:ascii="Times New Roman" w:hAnsi="Times New Roman" w:cs="Times New Roman" w:eastAsia="Times New Roman"/>
+                <w:b/>
+                <w:i w:val="0"/>
+                <w:sz w:val="24"/>
+              </w:rPr>
+              <w:t>09/2023 - 10/2025</w:t>
+            </w:r>
+          </w:p>
+        </w:tc>
+      </w:tr>
+    </w:tbl>
+    <w:p>
+      <w:pPr>
+        <w:spacing w:after="40"/>
+        <w:ind w:left="640" w:hanging="240"/>
+      </w:pPr>
+      <w:r>
+        <w:rPr>
+          <w:rFonts w:ascii="Times New Roman" w:hAnsi="Times New Roman" w:cs="Times New Roman" w:eastAsia="Times New Roman"/>
+          <w:b w:val="0"/>
+          <w:i w:val="0"/>
+          <w:sz w:val="24"/>
+        </w:rPr>
+        <w:t>•</w:t>
+        <w:tab/>
+        <w:t>Collected and distributed daily assignments, and completed the liaison work for academic affairs.</w:t>
+      </w:r>
+    </w:p>
+    <w:p>
+      <w:pPr>
+        <w:spacing w:after="40"/>
+        <w:ind w:left="640" w:hanging="240"/>
+      </w:pPr>
+      <w:r>
+        <w:rPr>
+          <w:rFonts w:ascii="Times New Roman" w:hAnsi="Times New Roman" w:cs="Times New Roman" w:eastAsia="Times New Roman"/>
+          <w:b w:val="0"/>
+          <w:i w:val="0"/>
+          <w:sz w:val="24"/>
+        </w:rPr>
+        <w:t>•</w:t>
+        <w:tab/>
+        <w:t>Communicated actively between teachers and classmates, and released official university notifications in a timely manner.</w:t>
+      </w:r>
+    </w:p>
+    <w:p>
+      <w:pPr>
+        <w:spacing w:before="160" w:after="40"/>
+        <w:pBdr>
+          <w:bottom w:val="single" w:sz="6" w:space="1" w:color="000000"/>
+        </w:pBdr>
       </w:pPr>
       <w:r>
         <w:rPr>
           <w:rFonts w:ascii="Times New Roman" w:hAnsi="Times New Roman" w:cs="Times New Roman" w:eastAsia="Times New Roman"/>
           <w:b/>
           <w:i w:val="0"/>
-          <w:sz w:val="24"/>
-        </w:rPr>
-        <w:t>RIGS-Refiner: Risk-Guided Recursive Refinement in Prediction Space for Polyp Segmentation      10/2025 - Present</w:t>
-      </w:r>
-    </w:p>
-    <w:p>
-      <w:pPr>
-        <w:spacing w:after="20"/>
-      </w:pPr>
-      <w:r>
-        <w:rPr>
-          <w:rFonts w:ascii="Times New Roman" w:hAnsi="Times New Roman" w:cs="Times New Roman" w:eastAsia="Times New Roman"/>
-          <w:b w:val="0"/>
-          <w:i w:val="0"/>
-          <w:sz w:val="24"/>
-        </w:rPr>
-        <w:t>Submitted to APSIPA ASC 2026.</w:t>
-      </w:r>
-    </w:p>
-    <w:p>
-      <w:pPr>
-        <w:spacing w:after="20"/>
-      </w:pPr>
-      <w:r>
-        <w:rPr>
-          <w:rFonts w:ascii="Times New Roman" w:hAnsi="Times New Roman" w:cs="Times New Roman" w:eastAsia="Times New Roman"/>
-          <w:b w:val="0"/>
-          <w:i w:val="0"/>
-          <w:sz w:val="24"/>
-        </w:rPr>
-        <w:t>Proposed a lightweight post-refinement plugin for risk-guided recursive correction directly in prediction space, built on frozen host predictions.</w:t>
-      </w:r>
-    </w:p>
-    <w:p>
-      <w:pPr>
-        <w:spacing w:after="20"/>
-      </w:pPr>
-      <w:r>
-        <w:rPr>
-          <w:rFonts w:ascii="Times New Roman" w:hAnsi="Times New Roman" w:cs="Times New Roman" w:eastAsia="Times New Roman"/>
-          <w:b w:val="0"/>
-          <w:i w:val="0"/>
-          <w:sz w:val="24"/>
-        </w:rPr>
-        <w:t>Designed a shared recursive cell combining image priors (Sobel edge, average pooling), prediction cues, risk-guided update, and residual correction with only 519 parameters and +0.631 GFLOPs.</w:t>
-      </w:r>
-    </w:p>
-    <w:p>
-      <w:pPr>
-        <w:spacing w:after="20"/>
-      </w:pPr>
-      <w:r>
-        <w:rPr>
-          <w:rFonts w:ascii="Times New Roman" w:hAnsi="Times New Roman" w:cs="Times New Roman" w:eastAsia="Times New Roman"/>
-          <w:b w:val="0"/>
-          <w:i w:val="0"/>
-          <w:sz w:val="24"/>
-        </w:rPr>
-        <w:t>Tested on PraNet and SegFormer-B0 across Kvasir-SEG, ClinicDB, ColonDB, and ETIS, achieving consistent IoU/HD95/clDice improvements with a favorable efficiency–accuracy trade-off against SegFix, rNCA, and CascadePSP.</w:t>
-      </w:r>
-    </w:p>
-    <w:p/>
-    <w:p>
-      <w:pPr>
-        <w:spacing w:after="20"/>
+          <w:sz w:val="26"/>
+        </w:rPr>
+        <w:t>HONORS &amp; AWARDS</w:t>
+      </w:r>
+    </w:p>
+    <w:tbl>
+      <w:tblPr>
+        <w:tblW w:type="auto" w:w="0"/>
+        <w:tblLayout w:type="fixed"/>
+        <w:tblLook w:firstColumn="1" w:firstRow="1" w:lastColumn="0" w:lastRow="0" w:noHBand="0" w:noVBand="1" w:val="04A0"/>
+        <w:tblBorders>
+          <w:top w:val="nil"/>
+          <w:left w:val="nil"/>
+          <w:bottom w:val="nil"/>
+          <w:right w:val="nil"/>
+          <w:insideH w:val="nil"/>
+          <w:insideV w:val="nil"/>
+        </w:tblBorders>
+      </w:tblPr>
+      <w:tblGrid>
+        <w:gridCol w:w="4706"/>
+        <w:gridCol w:w="4706"/>
+      </w:tblGrid>
+      <w:tr>
+        <w:tc>
+          <w:tcPr>
+            <w:tcW w:type="dxa" w:w="4706"/>
+          </w:tcPr>
+          <w:p>
+            <w:pPr>
+              <w:jc w:val="left"/>
+            </w:pPr>
+            <w:r>
+              <w:rPr>
+                <w:rFonts w:ascii="Times New Roman" w:hAnsi="Times New Roman" w:cs="Times New Roman" w:eastAsia="Times New Roman"/>
+                <w:b/>
+                <w:i w:val="0"/>
+                <w:sz w:val="24"/>
+              </w:rPr>
+              <w:t>3rd Prize Scholarship, South China University of Technology</w:t>
+            </w:r>
+          </w:p>
+        </w:tc>
+        <w:tc>
+          <w:tcPr>
+            <w:tcW w:type="dxa" w:w="4706"/>
+          </w:tcPr>
+          <w:p>
+            <w:pPr>
+              <w:jc w:val="right"/>
+            </w:pPr>
+            <w:r>
+              <w:rPr>
+                <w:rFonts w:ascii="Times New Roman" w:hAnsi="Times New Roman" w:cs="Times New Roman" w:eastAsia="Times New Roman"/>
+                <w:b/>
+                <w:i w:val="0"/>
+                <w:sz w:val="24"/>
+              </w:rPr>
+              <w:t>12/2025</w:t>
+            </w:r>
+          </w:p>
+        </w:tc>
+      </w:tr>
+    </w:tbl>
+    <w:tbl>
+      <w:tblPr>
+        <w:tblW w:type="auto" w:w="0"/>
+        <w:tblLayout w:type="fixed"/>
+        <w:tblLook w:firstColumn="1" w:firstRow="1" w:lastColumn="0" w:lastRow="0" w:noHBand="0" w:noVBand="1" w:val="04A0"/>
+        <w:tblBorders>
+          <w:top w:val="nil"/>
+          <w:left w:val="nil"/>
+          <w:bottom w:val="nil"/>
+          <w:right w:val="nil"/>
+          <w:insideH w:val="nil"/>
+          <w:insideV w:val="nil"/>
+        </w:tblBorders>
+      </w:tblPr>
+      <w:tblGrid>
+        <w:gridCol w:w="4706"/>
+        <w:gridCol w:w="4706"/>
+      </w:tblGrid>
+      <w:tr>
+        <w:tc>
+          <w:tcPr>
+            <w:tcW w:type="dxa" w:w="4706"/>
+          </w:tcPr>
+          <w:p>
+            <w:pPr>
+              <w:jc w:val="left"/>
+            </w:pPr>
+            <w:r>
+              <w:rPr>
+                <w:rFonts w:ascii="Times New Roman" w:hAnsi="Times New Roman" w:cs="Times New Roman" w:eastAsia="Times New Roman"/>
+                <w:b/>
+                <w:i w:val="0"/>
+                <w:sz w:val="24"/>
+              </w:rPr>
+              <w:t>Merit Student, South China University of Technology</w:t>
+            </w:r>
+          </w:p>
+        </w:tc>
+        <w:tc>
+          <w:tcPr>
+            <w:tcW w:type="dxa" w:w="4706"/>
+          </w:tcPr>
+          <w:p>
+            <w:pPr>
+              <w:jc w:val="right"/>
+            </w:pPr>
+            <w:r>
+              <w:rPr>
+                <w:rFonts w:ascii="Times New Roman" w:hAnsi="Times New Roman" w:cs="Times New Roman" w:eastAsia="Times New Roman"/>
+                <w:b/>
+                <w:i w:val="0"/>
+                <w:sz w:val="24"/>
+              </w:rPr>
+              <w:t>12/2025</w:t>
+            </w:r>
+          </w:p>
+        </w:tc>
+      </w:tr>
+    </w:tbl>
+    <w:tbl>
+      <w:tblPr>
+        <w:tblW w:type="auto" w:w="0"/>
+        <w:tblLayout w:type="fixed"/>
+        <w:tblLook w:firstColumn="1" w:firstRow="1" w:lastColumn="0" w:lastRow="0" w:noHBand="0" w:noVBand="1" w:val="04A0"/>
+        <w:tblBorders>
+          <w:top w:val="nil"/>
+          <w:left w:val="nil"/>
+          <w:bottom w:val="nil"/>
+          <w:right w:val="nil"/>
+          <w:insideH w:val="nil"/>
+          <w:insideV w:val="nil"/>
+        </w:tblBorders>
+      </w:tblPr>
+      <w:tblGrid>
+        <w:gridCol w:w="4706"/>
+        <w:gridCol w:w="4706"/>
+      </w:tblGrid>
+      <w:tr>
+        <w:tc>
+          <w:tcPr>
+            <w:tcW w:type="dxa" w:w="4706"/>
+          </w:tcPr>
+          <w:p>
+            <w:pPr>
+              <w:jc w:val="left"/>
+            </w:pPr>
+            <w:r>
+              <w:rPr>
+                <w:rFonts w:ascii="Times New Roman" w:hAnsi="Times New Roman" w:cs="Times New Roman" w:eastAsia="Times New Roman"/>
+                <w:b/>
+                <w:i w:val="0"/>
+                <w:sz w:val="24"/>
+              </w:rPr>
+              <w:t>Advanced Individual in Student Work, South China University of Technology</w:t>
+            </w:r>
+          </w:p>
+        </w:tc>
+        <w:tc>
+          <w:tcPr>
+            <w:tcW w:type="dxa" w:w="4706"/>
+          </w:tcPr>
+          <w:p>
+            <w:pPr>
+              <w:jc w:val="right"/>
+            </w:pPr>
+            <w:r>
+              <w:rPr>
+                <w:rFonts w:ascii="Times New Roman" w:hAnsi="Times New Roman" w:cs="Times New Roman" w:eastAsia="Times New Roman"/>
+                <w:b/>
+                <w:i w:val="0"/>
+                <w:sz w:val="24"/>
+              </w:rPr>
+              <w:t>09/2025</w:t>
+            </w:r>
+          </w:p>
+        </w:tc>
+      </w:tr>
+    </w:tbl>
+    <w:tbl>
+      <w:tblPr>
+        <w:tblW w:type="auto" w:w="0"/>
+        <w:tblLayout w:type="fixed"/>
+        <w:tblLook w:firstColumn="1" w:firstRow="1" w:lastColumn="0" w:lastRow="0" w:noHBand="0" w:noVBand="1" w:val="04A0"/>
+        <w:tblBorders>
+          <w:top w:val="nil"/>
+          <w:left w:val="nil"/>
+          <w:bottom w:val="nil"/>
+          <w:right w:val="nil"/>
+          <w:insideH w:val="nil"/>
+          <w:insideV w:val="nil"/>
+        </w:tblBorders>
+      </w:tblPr>
+      <w:tblGrid>
+        <w:gridCol w:w="4706"/>
+        <w:gridCol w:w="4706"/>
+      </w:tblGrid>
+      <w:tr>
+        <w:tc>
+          <w:tcPr>
+            <w:tcW w:type="dxa" w:w="4706"/>
+          </w:tcPr>
+          <w:p>
+            <w:pPr>
+              <w:jc w:val="left"/>
+            </w:pPr>
+            <w:r>
+              <w:rPr>
+                <w:rFonts w:ascii="Times New Roman" w:hAnsi="Times New Roman" w:cs="Times New Roman" w:eastAsia="Times New Roman"/>
+                <w:b/>
+                <w:i w:val="0"/>
+                <w:sz w:val="24"/>
+              </w:rPr>
+              <w:t>Active Participant in Student Work, South China University of Technology</w:t>
+            </w:r>
+          </w:p>
+        </w:tc>
+        <w:tc>
+          <w:tcPr>
+            <w:tcW w:type="dxa" w:w="4706"/>
+          </w:tcPr>
+          <w:p>
+            <w:pPr>
+              <w:jc w:val="right"/>
+            </w:pPr>
+            <w:r>
+              <w:rPr>
+                <w:rFonts w:ascii="Times New Roman" w:hAnsi="Times New Roman" w:cs="Times New Roman" w:eastAsia="Times New Roman"/>
+                <w:b/>
+                <w:i w:val="0"/>
+                <w:sz w:val="24"/>
+              </w:rPr>
+              <w:t>09/2025</w:t>
+            </w:r>
+          </w:p>
+        </w:tc>
+      </w:tr>
+    </w:tbl>
+    <w:tbl>
+      <w:tblPr>
+        <w:tblW w:type="auto" w:w="0"/>
+        <w:tblLayout w:type="fixed"/>
+        <w:tblLook w:firstColumn="1" w:firstRow="1" w:lastColumn="0" w:lastRow="0" w:noHBand="0" w:noVBand="1" w:val="04A0"/>
+        <w:tblBorders>
+          <w:top w:val="nil"/>
+          <w:left w:val="nil"/>
+          <w:bottom w:val="nil"/>
+          <w:right w:val="nil"/>
+          <w:insideH w:val="nil"/>
+          <w:insideV w:val="nil"/>
+        </w:tblBorders>
+      </w:tblPr>
+      <w:tblGrid>
+        <w:gridCol w:w="4706"/>
+        <w:gridCol w:w="4706"/>
+      </w:tblGrid>
+      <w:tr>
+        <w:tc>
+          <w:tcPr>
+            <w:tcW w:type="dxa" w:w="4706"/>
+          </w:tcPr>
+          <w:p>
+            <w:pPr>
+              <w:jc w:val="left"/>
+            </w:pPr>
+            <w:r>
+              <w:rPr>
+                <w:rFonts w:ascii="Times New Roman" w:hAnsi="Times New Roman" w:cs="Times New Roman" w:eastAsia="Times New Roman"/>
+                <w:b/>
+                <w:i w:val="0"/>
+                <w:sz w:val="24"/>
+              </w:rPr>
+              <w:t>10th Place, Pazhou Algorithm Competition - E Fund Cup FinTech Challenge</w:t>
+            </w:r>
+          </w:p>
+        </w:tc>
+        <w:tc>
+          <w:tcPr>
+            <w:tcW w:type="dxa" w:w="4706"/>
+          </w:tcPr>
+          <w:p>
+            <w:pPr>
+              <w:jc w:val="right"/>
+            </w:pPr>
+            <w:r>
+              <w:rPr>
+                <w:rFonts w:ascii="Times New Roman" w:hAnsi="Times New Roman" w:cs="Times New Roman" w:eastAsia="Times New Roman"/>
+                <w:b/>
+                <w:i w:val="0"/>
+                <w:sz w:val="24"/>
+              </w:rPr>
+              <w:t>08/2025</w:t>
+            </w:r>
+          </w:p>
+        </w:tc>
+      </w:tr>
+    </w:tbl>
+    <w:tbl>
+      <w:tblPr>
+        <w:tblW w:type="auto" w:w="0"/>
+        <w:tblLayout w:type="fixed"/>
+        <w:tblLook w:firstColumn="1" w:firstRow="1" w:lastColumn="0" w:lastRow="0" w:noHBand="0" w:noVBand="1" w:val="04A0"/>
+        <w:tblBorders>
+          <w:top w:val="nil"/>
+          <w:left w:val="nil"/>
+          <w:bottom w:val="nil"/>
+          <w:right w:val="nil"/>
+          <w:insideH w:val="nil"/>
+          <w:insideV w:val="nil"/>
+        </w:tblBorders>
+      </w:tblPr>
+      <w:tblGrid>
+        <w:gridCol w:w="4706"/>
+        <w:gridCol w:w="4706"/>
+      </w:tblGrid>
+      <w:tr>
+        <w:tc>
+          <w:tcPr>
+            <w:tcW w:type="dxa" w:w="4706"/>
+          </w:tcPr>
+          <w:p>
+            <w:pPr>
+              <w:jc w:val="left"/>
+            </w:pPr>
+            <w:r>
+              <w:rPr>
+                <w:rFonts w:ascii="Times New Roman" w:hAnsi="Times New Roman" w:cs="Times New Roman" w:eastAsia="Times New Roman"/>
+                <w:b/>
+                <w:i w:val="0"/>
+                <w:sz w:val="24"/>
+              </w:rPr>
+              <w:t>Outstanding League Cadre, South China University of Technology</w:t>
+            </w:r>
+          </w:p>
+        </w:tc>
+        <w:tc>
+          <w:tcPr>
+            <w:tcW w:type="dxa" w:w="4706"/>
+          </w:tcPr>
+          <w:p>
+            <w:pPr>
+              <w:jc w:val="right"/>
+            </w:pPr>
+            <w:r>
+              <w:rPr>
+                <w:rFonts w:ascii="Times New Roman" w:hAnsi="Times New Roman" w:cs="Times New Roman" w:eastAsia="Times New Roman"/>
+                <w:b/>
+                <w:i w:val="0"/>
+                <w:sz w:val="24"/>
+              </w:rPr>
+              <w:t>05/2025</w:t>
+            </w:r>
+          </w:p>
+        </w:tc>
+      </w:tr>
+    </w:tbl>
+    <w:p>
+      <w:pPr>
+        <w:spacing w:before="160" w:after="40"/>
+        <w:pBdr>
+          <w:bottom w:val="single" w:sz="6" w:space="1" w:color="000000"/>
+        </w:pBdr>
       </w:pPr>
       <w:r>
         <w:rPr>
           <w:rFonts w:ascii="Times New Roman" w:hAnsi="Times New Roman" w:cs="Times New Roman" w:eastAsia="Times New Roman"/>
           <w:b/>
           <w:i w:val="0"/>
-          <w:sz w:val="24"/>
-        </w:rPr>
-        <w:t>Glomerular Pathological Image Detection via YOLO11 with Stain Normalization                    04/2024 - 03/2025</w:t>
-      </w:r>
-    </w:p>
-    <w:p>
-      <w:pPr>
-        <w:spacing w:after="20"/>
-      </w:pPr>
-      <w:r>
-        <w:rPr>
-          <w:rFonts w:ascii="Times New Roman" w:hAnsi="Times New Roman" w:cs="Times New Roman" w:eastAsia="Times New Roman"/>
-          <w:b w:val="0"/>
-          <w:i w:val="0"/>
-          <w:sz w:val="24"/>
-        </w:rPr>
-        <w:t>Designed color clustering and color transfer modules to mitigate staining variance and augment glomerular pathological image datasets.</w:t>
-      </w:r>
-    </w:p>
-    <w:p>
-      <w:pPr>
-        <w:spacing w:after="20"/>
-      </w:pPr>
-      <w:r>
-        <w:rPr>
-          <w:rFonts w:ascii="Times New Roman" w:hAnsi="Times New Roman" w:cs="Times New Roman" w:eastAsia="Times New Roman"/>
-          <w:b w:val="0"/>
-          <w:i w:val="0"/>
-          <w:sz w:val="24"/>
-        </w:rPr>
-        <w:t>Constructed a YOLO11-based detection framework and adopted Focal Loss to balance positive-and-negative samples in the glomerular detection task.</w:t>
-      </w:r>
-    </w:p>
-    <w:p>
-      <w:pPr>
-        <w:spacing w:after="20"/>
-      </w:pPr>
-      <w:r>
-        <w:rPr>
-          <w:rFonts w:ascii="Times New Roman" w:hAnsi="Times New Roman" w:cs="Times New Roman" w:eastAsia="Times New Roman"/>
-          <w:b w:val="0"/>
-          <w:i w:val="0"/>
-          <w:sz w:val="24"/>
-        </w:rPr>
-        <w:t>Integrated EMA multi-scale attention to enhance feature fusion and suppress tissue noise; validated via ablation experiments, achieving 94% mAP that outperformed baseline models.</w:t>
-      </w:r>
-    </w:p>
-    <w:p>
-      <w:pPr>
-        <w:spacing w:after="80"/>
-      </w:pPr>
-      <w:r>
-        <w:rPr>
-          <w:rFonts w:ascii="Times New Roman" w:hAnsi="Times New Roman" w:cs="Times New Roman" w:eastAsia="Times New Roman"/>
-          <w:b/>
-          <w:i w:val="0"/>
           <w:sz w:val="26"/>
         </w:rPr>
-        <w:t>PROJECT EXPERIENCE</w:t>
-      </w:r>
-    </w:p>
-    <w:p>
-      <w:pPr>
-        <w:spacing w:after="20"/>
-      </w:pPr>
-      <w:r>
-        <w:rPr>
-          <w:rFonts w:ascii="Times New Roman" w:hAnsi="Times New Roman" w:cs="Times New Roman" w:eastAsia="Times New Roman"/>
-          <w:b/>
-          <w:i w:val="0"/>
-          <w:sz w:val="24"/>
-        </w:rPr>
-        <w:t>Macroeconomic Indicator Forecasting System via SAITS and Time-Series LLMs          07/2025 - 08/2025</w:t>
-      </w:r>
-    </w:p>
-    <w:p>
-      <w:pPr>
-        <w:spacing w:after="20"/>
-      </w:pPr>
-      <w:r>
-        <w:rPr>
-          <w:rFonts w:ascii="Times New Roman" w:hAnsi="Times New Roman" w:cs="Times New Roman" w:eastAsia="Times New Roman"/>
-          <w:b w:val="0"/>
-          <w:i w:val="0"/>
-          <w:sz w:val="24"/>
-        </w:rPr>
-        <w:t>Adopted the SAITS algorithm to conduct multivariate time-series imputation, and reconstructed high-fidelity continuous feature spaces under limited labeled data.</w:t>
-      </w:r>
-    </w:p>
-    <w:p>
-      <w:pPr>
-        <w:spacing w:after="20"/>
-      </w:pPr>
-      <w:r>
-        <w:rPr>
-          <w:rFonts w:ascii="Times New Roman" w:hAnsi="Times New Roman" w:cs="Times New Roman" w:eastAsia="Times New Roman"/>
-          <w:b w:val="0"/>
-          <w:i w:val="0"/>
-          <w:sz w:val="24"/>
-        </w:rPr>
-        <w:t>Integrated TimeLLM and ChatTS, designed cross-modal alignment modules to capture temporal evolution trends and enhance prediction accuracy.</w:t>
-      </w:r>
-    </w:p>
-    <w:p>
-      <w:pPr>
-        <w:spacing w:after="20"/>
-      </w:pPr>
-      <w:r>
-        <w:rPr>
-          <w:rFonts w:ascii="Times New Roman" w:hAnsi="Times New Roman" w:cs="Times New Roman" w:eastAsia="Times New Roman"/>
-          <w:b w:val="0"/>
-          <w:i w:val="0"/>
-          <w:sz w:val="24"/>
-        </w:rPr>
-        <w:t>Constructed a modular training and evaluation system, and developed high-precision interpretable time-series models, securing top 10 in the E Fund FinTech Challenge.</w:t>
-      </w:r>
-    </w:p>
-    <w:p/>
-    <w:p>
-      <w:pPr>
-        <w:spacing w:after="20"/>
-      </w:pPr>
-      <w:r>
-        <w:rPr>
-          <w:rFonts w:ascii="Times New Roman" w:hAnsi="Times New Roman" w:cs="Times New Roman" w:eastAsia="Times New Roman"/>
-          <w:b/>
-          <w:i w:val="0"/>
-          <w:sz w:val="24"/>
-        </w:rPr>
-        <w:t>FPGA-Based Shooting Confrontation Game                                                              03/2026</w:t>
-      </w:r>
-    </w:p>
-    <w:p>
-      <w:pPr>
-        <w:spacing w:after="20"/>
-      </w:pPr>
-      <w:r>
-        <w:rPr>
-          <w:rFonts w:ascii="Times New Roman" w:hAnsi="Times New Roman" w:cs="Times New Roman" w:eastAsia="Times New Roman"/>
-          <w:b w:val="0"/>
-          <w:i w:val="0"/>
-          <w:sz w:val="24"/>
-        </w:rPr>
-        <w:t>Developed a dual-mode FPGA shooting game supporting 1280×800@60fps HDMI output, infrared control and real-time score display.</w:t>
-      </w:r>
-    </w:p>
-    <w:p>
-      <w:pPr>
-        <w:spacing w:after="20"/>
-      </w:pPr>
-      <w:r>
-        <w:rPr>
-          <w:rFonts w:ascii="Times New Roman" w:hAnsi="Times New Roman" w:cs="Times New Roman" w:eastAsia="Times New Roman"/>
-          <w:b w:val="0"/>
-          <w:i w:val="0"/>
-          <w:sz w:val="24"/>
-        </w:rPr>
-        <w:t>Designed HDMI display drivers and SDRAM caching logic, and implemented AABB-based collision detection for game objects.</w:t>
-      </w:r>
-    </w:p>
-    <w:p>
-      <w:pPr>
-        <w:spacing w:after="20"/>
-      </w:pPr>
-      <w:r>
-        <w:rPr>
-          <w:rFonts w:ascii="Times New Roman" w:hAnsi="Times New Roman" w:cs="Times New Roman" w:eastAsia="Times New Roman"/>
-          <w:b w:val="0"/>
-          <w:i w:val="0"/>
-          <w:sz w:val="24"/>
-        </w:rPr>
-        <w:t>Used finite state machines to control seven game states and ensure synchronization between peripherals and display modules.</w:t>
-      </w:r>
-    </w:p>
-    <w:p>
-      <w:pPr>
-        <w:spacing w:after="20"/>
-      </w:pPr>
-      <w:r>
-        <w:rPr>
-          <w:rFonts w:ascii="Times New Roman" w:hAnsi="Times New Roman" w:cs="Times New Roman" w:eastAsia="Times New Roman"/>
-          <w:b w:val="0"/>
-          <w:i w:val="0"/>
-          <w:sz w:val="24"/>
-        </w:rPr>
-        <w:t>Completed project validation and received the Excellent Course Design award for outstanding academic performance.</w:t>
-      </w:r>
-    </w:p>
-    <w:p>
-      <w:pPr>
-        <w:spacing w:after="80"/>
-      </w:pPr>
-      <w:r>
-        <w:rPr>
-          <w:rFonts w:ascii="Times New Roman" w:hAnsi="Times New Roman" w:cs="Times New Roman" w:eastAsia="Times New Roman"/>
-          <w:b/>
-          <w:i w:val="0"/>
-          <w:sz w:val="26"/>
-        </w:rPr>
-        <w:t>EXTRACURRICULAR EXPERIENCE</w:t>
-      </w:r>
-    </w:p>
-    <w:p>
-      <w:pPr>
-        <w:spacing w:after="20"/>
-      </w:pPr>
-      <w:r>
-        <w:rPr>
-          <w:rFonts w:ascii="Times New Roman" w:hAnsi="Times New Roman" w:cs="Times New Roman" w:eastAsia="Times New Roman"/>
-          <w:b/>
-          <w:i w:val="0"/>
-          <w:sz w:val="24"/>
-        </w:rPr>
-        <w:t>President, Art Troupe, Youth League Committee                                          11/2024 - 11/2025</w:t>
-      </w:r>
-    </w:p>
-    <w:p>
-      <w:pPr>
-        <w:spacing w:after="20"/>
-      </w:pPr>
-      <w:r>
-        <w:rPr>
-          <w:rFonts w:ascii="Times New Roman" w:hAnsi="Times New Roman" w:cs="Times New Roman" w:eastAsia="Times New Roman"/>
-          <w:b w:val="0"/>
-          <w:i w:val="0"/>
-          <w:sz w:val="24"/>
-        </w:rPr>
-        <w:t>Participated in the production and singing of the department song, and performed in the college band on various occasions.</w:t>
-      </w:r>
-    </w:p>
-    <w:p>
-      <w:pPr>
-        <w:spacing w:after="20"/>
-      </w:pPr>
-      <w:r>
-        <w:rPr>
-          <w:rFonts w:ascii="Times New Roman" w:hAnsi="Times New Roman" w:cs="Times New Roman" w:eastAsia="Times New Roman"/>
-          <w:b w:val="0"/>
-          <w:i w:val="0"/>
-          <w:sz w:val="24"/>
-        </w:rPr>
-        <w:t>Managed and coordinated internal departmental affairs, and took charge of the college graduation gala as a key organizer for multiple times.</w:t>
-      </w:r>
-    </w:p>
-    <w:p/>
-    <w:p>
-      <w:pPr>
-        <w:spacing w:after="20"/>
-      </w:pPr>
-      <w:r>
-        <w:rPr>
-          <w:rFonts w:ascii="Times New Roman" w:hAnsi="Times New Roman" w:cs="Times New Roman" w:eastAsia="Times New Roman"/>
-          <w:b/>
-          <w:i w:val="0"/>
-          <w:sz w:val="24"/>
-        </w:rPr>
-        <w:t>Study Representative, Class Committee                                                    09/2023 - 10/2025</w:t>
-      </w:r>
-    </w:p>
-    <w:p>
-      <w:pPr>
-        <w:spacing w:after="20"/>
-      </w:pPr>
-      <w:r>
-        <w:rPr>
-          <w:rFonts w:ascii="Times New Roman" w:hAnsi="Times New Roman" w:cs="Times New Roman" w:eastAsia="Times New Roman"/>
-          <w:b w:val="0"/>
-          <w:i w:val="0"/>
-          <w:sz w:val="24"/>
-        </w:rPr>
-        <w:t>Collected and distributed daily assignments, and completed the liaison work for academic affairs.</w:t>
-      </w:r>
-    </w:p>
-    <w:p>
-      <w:pPr>
-        <w:spacing w:after="20"/>
-      </w:pPr>
-      <w:r>
-        <w:rPr>
-          <w:rFonts w:ascii="Times New Roman" w:hAnsi="Times New Roman" w:cs="Times New Roman" w:eastAsia="Times New Roman"/>
-          <w:b w:val="0"/>
-          <w:i w:val="0"/>
-          <w:sz w:val="24"/>
-        </w:rPr>
-        <w:t>Communicated actively between teachers and classmates, and released official university notifications in a timely manner.</w:t>
-      </w:r>
-    </w:p>
-    <w:p>
-      <w:pPr>
-        <w:spacing w:after="80"/>
-      </w:pPr>
-      <w:r>
-        <w:rPr>
-          <w:rFonts w:ascii="Times New Roman" w:hAnsi="Times New Roman" w:cs="Times New Roman" w:eastAsia="Times New Roman"/>
-          <w:b/>
-          <w:i w:val="0"/>
-          <w:sz w:val="26"/>
-        </w:rPr>
-        <w:t>HONORS &amp; AWARDS</w:t>
-      </w:r>
-    </w:p>
-    <w:p>
-      <w:pPr>
-        <w:spacing w:after="20"/>
-      </w:pPr>
-      <w:r>
-        <w:rPr>
-          <w:rFonts w:ascii="Times New Roman" w:hAnsi="Times New Roman" w:cs="Times New Roman" w:eastAsia="Times New Roman"/>
-          <w:b/>
-          <w:i w:val="0"/>
-          <w:sz w:val="24"/>
-        </w:rPr>
-        <w:t>3rd Prize Scholarship, South China University of Technology                                          12/2025</w:t>
-      </w:r>
-    </w:p>
-    <w:p>
-      <w:pPr>
-        <w:spacing w:after="20"/>
-      </w:pPr>
-      <w:r>
-        <w:rPr>
-          <w:rFonts w:ascii="Times New Roman" w:hAnsi="Times New Roman" w:cs="Times New Roman" w:eastAsia="Times New Roman"/>
-          <w:b/>
-          <w:i w:val="0"/>
-          <w:sz w:val="24"/>
-        </w:rPr>
-        <w:t>Merit Student, South China University of Technology                                                    12/2025</w:t>
-      </w:r>
-    </w:p>
-    <w:p>
-      <w:pPr>
-        <w:spacing w:after="20"/>
-      </w:pPr>
-      <w:r>
-        <w:rPr>
-          <w:rFonts w:ascii="Times New Roman" w:hAnsi="Times New Roman" w:cs="Times New Roman" w:eastAsia="Times New Roman"/>
-          <w:b/>
-          <w:i w:val="0"/>
-          <w:sz w:val="24"/>
-        </w:rPr>
-        <w:t>Advanced Individual in Student Work, South China University of Technology                            09/2025</w:t>
-      </w:r>
-    </w:p>
-    <w:p>
-      <w:pPr>
-        <w:spacing w:after="20"/>
-      </w:pPr>
-      <w:r>
-        <w:rPr>
-          <w:rFonts w:ascii="Times New Roman" w:hAnsi="Times New Roman" w:cs="Times New Roman" w:eastAsia="Times New Roman"/>
-          <w:b/>
-          <w:i w:val="0"/>
-          <w:sz w:val="24"/>
-        </w:rPr>
-        <w:t>Active Participant in Student Work, South China University of Technology                              09/2025</w:t>
-      </w:r>
-    </w:p>
-    <w:p>
-      <w:pPr>
-        <w:spacing w:after="20"/>
-      </w:pPr>
-      <w:r>
-        <w:rPr>
-          <w:rFonts w:ascii="Times New Roman" w:hAnsi="Times New Roman" w:cs="Times New Roman" w:eastAsia="Times New Roman"/>
-          <w:b/>
-          <w:i w:val="0"/>
-          <w:sz w:val="24"/>
-        </w:rPr>
-        <w:t>10th Place, Pazhou Algorithm Competition - E Fund Cup FinTech Challenge                              08/2025</w:t>
-      </w:r>
-    </w:p>
-    <w:p>
-      <w:pPr>
-        <w:spacing w:after="20"/>
-      </w:pPr>
-      <w:r>
-        <w:rPr>
-          <w:rFonts w:ascii="Times New Roman" w:hAnsi="Times New Roman" w:cs="Times New Roman" w:eastAsia="Times New Roman"/>
-          <w:b/>
-          <w:i w:val="0"/>
-          <w:sz w:val="24"/>
-        </w:rPr>
-        <w:t>Outstanding League Cadre, South China University of Technology                                       05/2025</w:t>
-      </w:r>
-    </w:p>
-    <w:p>
-      <w:pPr>
-        <w:spacing w:after="80"/>
-      </w:pPr>
-      <w:r>
-        <w:rPr>
-          <w:rFonts w:ascii="Times New Roman" w:hAnsi="Times New Roman" w:cs="Times New Roman" w:eastAsia="Times New Roman"/>
-          <w:b/>
-          <w:i w:val="0"/>
-          <w:sz w:val="26"/>
-        </w:rPr>
         <w:t>ADDITIONAL SKILLS</w:t>
       </w:r>
     </w:p>
-    <w:p>
-      <w:pPr>
-        <w:spacing w:after="20"/>
-      </w:pPr>
-      <w:r>
-        <w:rPr>
-          <w:rFonts w:ascii="Times New Roman" w:hAnsi="Times New Roman" w:cs="Times New Roman" w:eastAsia="Times New Roman"/>
-          <w:b/>
-          <w:i w:val="0"/>
-          <w:sz w:val="24"/>
-        </w:rPr>
-        <w:t>Language Ability:        French (basic), English (fluent, can be used as a studying language)</w:t>
-      </w:r>
-    </w:p>
-    <w:p>
-      <w:pPr>
-        <w:spacing w:after="20"/>
-      </w:pPr>
-      <w:r>
-        <w:rPr>
-          <w:rFonts w:ascii="Times New Roman" w:hAnsi="Times New Roman" w:cs="Times New Roman" w:eastAsia="Times New Roman"/>
-          <w:b/>
-          <w:i w:val="0"/>
-          <w:sz w:val="24"/>
-        </w:rPr>
-        <w:t>Programming &amp; Development: Python, PyTorch, Keil, MATLAB, Vivado</w:t>
-      </w:r>
-    </w:p>
+    <w:tbl>
+      <w:tblPr>
+        <w:tblW w:type="auto" w:w="0"/>
+        <w:tblLayout w:type="fixed"/>
+        <w:tblLook w:firstColumn="1" w:firstRow="1" w:lastColumn="0" w:lastRow="0" w:noHBand="0" w:noVBand="1" w:val="04A0"/>
+        <w:tblBorders>
+          <w:top w:val="nil"/>
+          <w:left w:val="nil"/>
+          <w:bottom w:val="nil"/>
+          <w:right w:val="nil"/>
+          <w:insideH w:val="nil"/>
+          <w:insideV w:val="nil"/>
+        </w:tblBorders>
+      </w:tblPr>
+      <w:tblGrid>
+        <w:gridCol w:w="4706"/>
+        <w:gridCol w:w="4706"/>
+      </w:tblGrid>
+      <w:tr>
+        <w:tc>
+          <w:tcPr>
+            <w:tcW w:type="dxa" w:w="4706"/>
+          </w:tcPr>
+          <w:p>
+            <w:pPr>
+              <w:jc w:val="left"/>
+            </w:pPr>
+            <w:r>
+              <w:rPr>
+                <w:rFonts w:ascii="Times New Roman" w:hAnsi="Times New Roman" w:cs="Times New Roman" w:eastAsia="Times New Roman"/>
+                <w:b/>
+                <w:i w:val="0"/>
+                <w:sz w:val="24"/>
+              </w:rPr>
+              <w:t>Language Ability:        French (basic), English (fluent, can be used as a studying language)</w:t>
+            </w:r>
+          </w:p>
+        </w:tc>
+        <w:tc>
+          <w:tcPr>
+            <w:tcW w:type="dxa" w:w="4706"/>
+          </w:tcPr>
+          <w:p>
+            <w:pPr>
+              <w:jc w:val="right"/>
+            </w:pPr>
+          </w:p>
+        </w:tc>
+      </w:tr>
+    </w:tbl>
+    <w:tbl>
+      <w:tblPr>
+        <w:tblW w:type="auto" w:w="0"/>
+        <w:tblLayout w:type="fixed"/>
+        <w:tblLook w:firstColumn="1" w:firstRow="1" w:lastColumn="0" w:lastRow="0" w:noHBand="0" w:noVBand="1" w:val="04A0"/>
+        <w:tblBorders>
+          <w:top w:val="nil"/>
+          <w:left w:val="nil"/>
+          <w:bottom w:val="nil"/>
+          <w:right w:val="nil"/>
+          <w:insideH w:val="nil"/>
+          <w:insideV w:val="nil"/>
+        </w:tblBorders>
+      </w:tblPr>
+      <w:tblGrid>
+        <w:gridCol w:w="4706"/>
+        <w:gridCol w:w="4706"/>
+      </w:tblGrid>
+      <w:tr>
+        <w:tc>
+          <w:tcPr>
+            <w:tcW w:type="dxa" w:w="4706"/>
+          </w:tcPr>
+          <w:p>
+            <w:pPr>
+              <w:jc w:val="left"/>
+            </w:pPr>
+            <w:r>
+              <w:rPr>
+                <w:rFonts w:ascii="Times New Roman" w:hAnsi="Times New Roman" w:cs="Times New Roman" w:eastAsia="Times New Roman"/>
+                <w:b/>
+                <w:i w:val="0"/>
+                <w:sz w:val="24"/>
+              </w:rPr>
+              <w:t>Programming &amp; Development: Python, PyTorch, Keil, MATLAB, Vivado</w:t>
+            </w:r>
+          </w:p>
+        </w:tc>
+        <w:tc>
+          <w:tcPr>
+            <w:tcW w:type="dxa" w:w="4706"/>
+          </w:tcPr>
+          <w:p>
+            <w:pPr>
+              <w:jc w:val="right"/>
+            </w:pPr>
+          </w:p>
+        </w:tc>
+      </w:tr>
+    </w:tbl>
     <w:sectPr>
       <w:pgSz w:w="11906" w:h="16838"/>
-      <w:pgMar w:top="720" w:right="720" w:bottom="720" w:left="720" w:header="851" w:footer="992" w:gutter="0"/>
+      <w:pgMar w:top="1020" w:right="1247" w:bottom="1020" w:left="1247" w:header="851" w:footer="992" w:gutter="0"/>
       <w:cols w:space="425" w:num="1"/>
       <w:docGrid w:type="lines" w:linePitch="312" w:charSpace="0"/>
     </w:sectPr>
